--- a/기획서/01. 기획 및 시스템/규칙서.docx
+++ b/기획서/01. 기획 및 시스템/규칙서.docx
@@ -99,7 +99,7 @@
         <w:pStyle w:val="FirstParagraph"/>
       </w:pPr>
       <w:r>
-        <w:t xml:space="preserve">규칙서는 협회가 괴이들의 시선을 피해 그 장소의 안내문처럼 꾸며 비치한 문서일 수도 있고, 이전에 이곳에 갇혔던 사람이 남긴 기록일 수도 있으며, 협회가 수집한 자료일 수도 있다. 그리고 괴이 공간이나 개체가 이 문서들을 흉내 내거나 변조해 만든 가짜일 수도 있다. (출처 기준은</w:t>
+        <w:t xml:space="preserve">규칙서는 협회가 괴이들의 시선을 피해 그 장소의 안내문처럼 꾸며 비치한 문서일 수도 있고, 이전에 이곳에 갇혔던 사람이 남긴 기록일 수도 있으며, 협회가 수집한 자료일 수도 있다. 괴이 공간이 스스로 규칙서를 만들어내지는 않지만, 이 문서들은 개체나 공간의 영향으로 오염될 수 있다. (출처 기준은</w:t>
       </w:r>
       <w:r>
         <w:t xml:space="preserve"> </w:t>
@@ -268,7 +268,7 @@
         <w:pStyle w:val="FirstParagraph"/>
       </w:pPr>
       <w:r>
-        <w:t xml:space="preserve">괴이 공간은 플레이어를 속이기 위해 일부러 잘못된 규칙을 보여줄 수 있다.</w:t>
+        <w:t xml:space="preserve">괴이 공간은 기존 규칙서를 변조해 잘못된 규칙을 보여줄 수 있다. 오염은 후반부로 갈수록 심해진다.</w:t>
       </w:r>
       <w:r>
         <w:t xml:space="preserve"> </w:t>
@@ -857,7 +857,7 @@
         <w:t xml:space="preserve"> </w:t>
       </w:r>
       <w:r>
-        <w:t xml:space="preserve">처음에는 평범한 규칙서였지만, 플레이어가 특정 행동을 하거나 시간이 지나면서 문장이 바뀐다. 괴이 공간이나 개체가 위장 규칙서·협회 기록의 양식을 흉내 내 처음부터 가짜 문서를 만들어 두는 경우도 여기에 속한다. 규칙 상태 표기에서는 진위 태그</w:t>
+        <w:t xml:space="preserve">처음에는 평범한 규칙서였지만, 플레이어가 특정 행동을 하거나 시간이 지나면서 문장이 바뀐다. 괴이 공간이 새 문서를 만들어내는 것이 아니라, 협회가 비치한 위장 규칙서나 협회 기록, 생존자 메모 같은 기존 문서가 변조되는 것이다. 규칙 상태 표기에서는 진위 태그</w:t>
       </w:r>
       <w:r>
         <w:t xml:space="preserve"> </w:t>
@@ -870,6 +870,29 @@
       </w:r>
       <w:r>
         <w:t xml:space="preserve">으로 표시한다.</w:t>
+      </w:r>
+    </w:p>
+    <w:p>
+      <w:pPr>
+        <w:pStyle w:val="BodyText"/>
+      </w:pPr>
+      <w:r>
+        <w:t xml:space="preserve">오염은 챕터가 진행될수록 심해진다. 초반에는 오염 조항이 드물고 판별 단서가 뚜렷하지만, 후반에는 기존 수칙서 상당 부분이 오염되어 수칙서를 따른 생존자의 생존율이 떨어진다. 최종적으로는 협회 본부에 보관된 원본까지 오염된다. 단계별 기준은</w:t>
+      </w:r>
+      <w:r>
+        <w:t xml:space="preserve"> </w:t>
+      </w:r>
+      <w:r>
+        <w:rPr>
+          <w:rStyle w:val="VerbatimChar"/>
+        </w:rPr>
+        <w:t xml:space="preserve">공식_설정.md</w:t>
+      </w:r>
+      <w:r>
+        <w:t xml:space="preserve"> </w:t>
+      </w:r>
+      <w:r>
+        <w:t xml:space="preserve">7-1을 따른다.</w:t>
       </w:r>
     </w:p>
     <w:p>
@@ -3594,6 +3617,240 @@
       <w:sz w:val="20"/>
       <w:szCs w:val="20"/>
     </w:rPr>
+  </w:style>
+  <w:style w:customStyle="1" w:styleId="SourceCode" w:type="paragraph">
+    <w:name w:val="Source Code"/>
+    <w:basedOn w:val="Normal"/>
+    <w:link w:val="VerbatimChar"/>
+    <w:pPr>
+      <w:wordWrap w:val="off"/>
+    </w:pPr>
+  </w:style>
+  <w:style w:customStyle="1" w:styleId="KeywordTok" w:type="character">
+    <w:name w:val="KeywordTok"/>
+    <w:basedOn w:val="VerbatimChar"/>
+    <w:rPr>
+      <w:color w:val="007020"/>
+      <w:b/>
+    </w:rPr>
+  </w:style>
+  <w:style w:customStyle="1" w:styleId="DataTypeTok" w:type="character">
+    <w:name w:val="DataTypeTok"/>
+    <w:basedOn w:val="VerbatimChar"/>
+    <w:rPr>
+      <w:color w:val="902000"/>
+    </w:rPr>
+  </w:style>
+  <w:style w:customStyle="1" w:styleId="DecValTok" w:type="character">
+    <w:name w:val="DecValTok"/>
+    <w:basedOn w:val="VerbatimChar"/>
+    <w:rPr>
+      <w:color w:val="40a070"/>
+    </w:rPr>
+  </w:style>
+  <w:style w:customStyle="1" w:styleId="BaseNTok" w:type="character">
+    <w:name w:val="BaseNTok"/>
+    <w:basedOn w:val="VerbatimChar"/>
+    <w:rPr>
+      <w:color w:val="40a070"/>
+    </w:rPr>
+  </w:style>
+  <w:style w:customStyle="1" w:styleId="FloatTok" w:type="character">
+    <w:name w:val="FloatTok"/>
+    <w:basedOn w:val="VerbatimChar"/>
+    <w:rPr>
+      <w:color w:val="40a070"/>
+    </w:rPr>
+  </w:style>
+  <w:style w:customStyle="1" w:styleId="ConstantTok" w:type="character">
+    <w:name w:val="ConstantTok"/>
+    <w:basedOn w:val="VerbatimChar"/>
+    <w:rPr>
+      <w:color w:val="880000"/>
+    </w:rPr>
+  </w:style>
+  <w:style w:customStyle="1" w:styleId="CharTok" w:type="character">
+    <w:name w:val="CharTok"/>
+    <w:basedOn w:val="VerbatimChar"/>
+    <w:rPr>
+      <w:color w:val="4070a0"/>
+    </w:rPr>
+  </w:style>
+  <w:style w:customStyle="1" w:styleId="SpecialCharTok" w:type="character">
+    <w:name w:val="SpecialCharTok"/>
+    <w:basedOn w:val="VerbatimChar"/>
+    <w:rPr>
+      <w:color w:val="4070a0"/>
+    </w:rPr>
+  </w:style>
+  <w:style w:customStyle="1" w:styleId="StringTok" w:type="character">
+    <w:name w:val="StringTok"/>
+    <w:basedOn w:val="VerbatimChar"/>
+    <w:rPr>
+      <w:color w:val="4070a0"/>
+    </w:rPr>
+  </w:style>
+  <w:style w:customStyle="1" w:styleId="VerbatimStringTok" w:type="character">
+    <w:name w:val="VerbatimStringTok"/>
+    <w:basedOn w:val="VerbatimChar"/>
+    <w:rPr>
+      <w:color w:val="4070a0"/>
+    </w:rPr>
+  </w:style>
+  <w:style w:customStyle="1" w:styleId="SpecialStringTok" w:type="character">
+    <w:name w:val="SpecialStringTok"/>
+    <w:basedOn w:val="VerbatimChar"/>
+    <w:rPr>
+      <w:color w:val="bb6688"/>
+    </w:rPr>
+  </w:style>
+  <w:style w:customStyle="1" w:styleId="ImportTok" w:type="character">
+    <w:name w:val="ImportTok"/>
+    <w:basedOn w:val="VerbatimChar"/>
+    <w:rPr>
+      <w:color w:val="008000"/>
+      <w:b/>
+    </w:rPr>
+  </w:style>
+  <w:style w:customStyle="1" w:styleId="CommentTok" w:type="character">
+    <w:name w:val="CommentTok"/>
+    <w:basedOn w:val="VerbatimChar"/>
+    <w:rPr>
+      <w:color w:val="60a0b0"/>
+      <w:i/>
+    </w:rPr>
+  </w:style>
+  <w:style w:customStyle="1" w:styleId="DocumentationTok" w:type="character">
+    <w:name w:val="DocumentationTok"/>
+    <w:basedOn w:val="VerbatimChar"/>
+    <w:rPr>
+      <w:color w:val="ba2121"/>
+      <w:i/>
+    </w:rPr>
+  </w:style>
+  <w:style w:customStyle="1" w:styleId="AnnotationTok" w:type="character">
+    <w:name w:val="AnnotationTok"/>
+    <w:basedOn w:val="VerbatimChar"/>
+    <w:rPr>
+      <w:color w:val="60a0b0"/>
+      <w:b/>
+      <w:i/>
+    </w:rPr>
+  </w:style>
+  <w:style w:customStyle="1" w:styleId="CommentVarTok" w:type="character">
+    <w:name w:val="CommentVarTok"/>
+    <w:basedOn w:val="VerbatimChar"/>
+    <w:rPr>
+      <w:color w:val="60a0b0"/>
+      <w:b/>
+      <w:i/>
+    </w:rPr>
+  </w:style>
+  <w:style w:customStyle="1" w:styleId="OtherTok" w:type="character">
+    <w:name w:val="OtherTok"/>
+    <w:basedOn w:val="VerbatimChar"/>
+    <w:rPr>
+      <w:color w:val="007020"/>
+    </w:rPr>
+  </w:style>
+  <w:style w:customStyle="1" w:styleId="FunctionTok" w:type="character">
+    <w:name w:val="FunctionTok"/>
+    <w:basedOn w:val="VerbatimChar"/>
+    <w:rPr>
+      <w:color w:val="06287e"/>
+    </w:rPr>
+  </w:style>
+  <w:style w:customStyle="1" w:styleId="VariableTok" w:type="character">
+    <w:name w:val="VariableTok"/>
+    <w:basedOn w:val="VerbatimChar"/>
+    <w:rPr>
+      <w:color w:val="19177c"/>
+    </w:rPr>
+  </w:style>
+  <w:style w:customStyle="1" w:styleId="ControlFlowTok" w:type="character">
+    <w:name w:val="ControlFlowTok"/>
+    <w:basedOn w:val="VerbatimChar"/>
+    <w:rPr>
+      <w:color w:val="007020"/>
+      <w:b/>
+    </w:rPr>
+  </w:style>
+  <w:style w:customStyle="1" w:styleId="OperatorTok" w:type="character">
+    <w:name w:val="OperatorTok"/>
+    <w:basedOn w:val="VerbatimChar"/>
+    <w:rPr>
+      <w:color w:val="666666"/>
+    </w:rPr>
+  </w:style>
+  <w:style w:customStyle="1" w:styleId="BuiltInTok" w:type="character">
+    <w:name w:val="BuiltInTok"/>
+    <w:basedOn w:val="VerbatimChar"/>
+    <w:rPr>
+      <w:color w:val="008000"/>
+    </w:rPr>
+  </w:style>
+  <w:style w:customStyle="1" w:styleId="ExtensionTok" w:type="character">
+    <w:name w:val="ExtensionTok"/>
+    <w:basedOn w:val="VerbatimChar"/>
+    <w:rPr/>
+  </w:style>
+  <w:style w:customStyle="1" w:styleId="PreprocessorTok" w:type="character">
+    <w:name w:val="PreprocessorTok"/>
+    <w:basedOn w:val="VerbatimChar"/>
+    <w:rPr>
+      <w:color w:val="bc7a00"/>
+    </w:rPr>
+  </w:style>
+  <w:style w:customStyle="1" w:styleId="AttributeTok" w:type="character">
+    <w:name w:val="AttributeTok"/>
+    <w:basedOn w:val="VerbatimChar"/>
+    <w:rPr>
+      <w:color w:val="7d9029"/>
+    </w:rPr>
+  </w:style>
+  <w:style w:customStyle="1" w:styleId="RegionMarkerTok" w:type="character">
+    <w:name w:val="RegionMarkerTok"/>
+    <w:basedOn w:val="VerbatimChar"/>
+    <w:rPr/>
+  </w:style>
+  <w:style w:customStyle="1" w:styleId="InformationTok" w:type="character">
+    <w:name w:val="InformationTok"/>
+    <w:basedOn w:val="VerbatimChar"/>
+    <w:rPr>
+      <w:color w:val="60a0b0"/>
+      <w:b/>
+      <w:i/>
+    </w:rPr>
+  </w:style>
+  <w:style w:customStyle="1" w:styleId="WarningTok" w:type="character">
+    <w:name w:val="WarningTok"/>
+    <w:basedOn w:val="VerbatimChar"/>
+    <w:rPr>
+      <w:color w:val="60a0b0"/>
+      <w:b/>
+      <w:i/>
+    </w:rPr>
+  </w:style>
+  <w:style w:customStyle="1" w:styleId="AlertTok" w:type="character">
+    <w:name w:val="AlertTok"/>
+    <w:basedOn w:val="VerbatimChar"/>
+    <w:rPr>
+      <w:color w:val="ff0000"/>
+      <w:b/>
+    </w:rPr>
+  </w:style>
+  <w:style w:customStyle="1" w:styleId="ErrorTok" w:type="character">
+    <w:name w:val="ErrorTok"/>
+    <w:basedOn w:val="VerbatimChar"/>
+    <w:rPr>
+      <w:color w:val="ff0000"/>
+      <w:b/>
+    </w:rPr>
+  </w:style>
+  <w:style w:customStyle="1" w:styleId="NormalTok" w:type="character">
+    <w:name w:val="NormalTok"/>
+    <w:basedOn w:val="VerbatimChar"/>
+    <w:rPr/>
   </w:style>
   <w:style w:type="paragraph" w:customStyle="1" w:styleId="SourceCode">
     <w:name w:val="Source Code"/>

--- a/기획서/01. 기획 및 시스템/규칙서.docx
+++ b/기획서/01. 기획 및 시스템/규칙서.docx
@@ -2,7 +2,7 @@
 <file path=word/document.xml><?xml version="1.0" encoding="utf-8"?>
 <w:document xmlns:w="http://schemas.openxmlformats.org/wordprocessingml/2006/main" xmlns:m="http://schemas.openxmlformats.org/officeDocument/2006/math" xmlns:r="http://schemas.openxmlformats.org/officeDocument/2006/relationships" xmlns:o="urn:schemas-microsoft-com:office:office" xmlns:v="urn:schemas-microsoft-com:vml" xmlns:w10="urn:schemas-microsoft-com:office:word" xmlns:a="http://schemas.openxmlformats.org/drawingml/2006/main" xmlns:pic="http://schemas.openxmlformats.org/drawingml/2006/picture" xmlns:wp="http://schemas.openxmlformats.org/drawingml/2006/wordprocessingDrawing">
   <w:body>
-    <w:bookmarkStart w:id="67" w:name="규칙서-기본-문서"/>
+    <w:bookmarkStart w:id="68" w:name="규칙서-기본-문서"/>
     <w:p>
       <w:pPr>
         <w:pStyle w:val="Heading1"/>
@@ -2529,7 +2529,7 @@
       </w:r>
     </w:p>
     <w:bookmarkEnd w:id="58"/>
-    <w:bookmarkStart w:id="65" w:name="Xf8c13c31f9f5a973d0322f1d2eafc7e57bf6839"/>
+    <w:bookmarkStart w:id="66" w:name="Xf8c13c31f9f5a973d0322f1d2eafc7e57bf6839"/>
     <w:p>
       <w:pPr>
         <w:pStyle w:val="Heading2"/>
@@ -2660,7 +2660,49 @@
       </w:r>
     </w:p>
     <w:bookmarkEnd w:id="63"/>
-    <w:bookmarkStart w:id="64" w:name="시각적-공포-연출-ui-변질"/>
+    <w:bookmarkStart w:id="64" w:name="검증-요소"/>
+    <w:p>
+      <w:pPr>
+        <w:pStyle w:val="Heading3"/>
+      </w:pPr>
+      <w:r>
+        <w:t xml:space="preserve">검증 요소</w:t>
+      </w:r>
+    </w:p>
+    <w:p>
+      <w:pPr>
+        <w:pStyle w:val="FirstParagraph"/>
+      </w:pPr>
+      <w:r>
+        <w:t xml:space="preserve">플레이어는 근거를 모아 규칙을</w:t>
+      </w:r>
+      <w:r>
+        <w:t xml:space="preserve"> </w:t>
+      </w:r>
+      <w:r>
+        <w:rPr>
+          <w:rStyle w:val="VerbatimChar"/>
+        </w:rPr>
+        <w:t xml:space="preserve">미확인 → 추정 → 확정</w:t>
+      </w:r>
+      <w:r>
+        <w:t xml:space="preserve">으로 끌어올리고, 확정할 때 진위 태그(정상·조건부·오염)를 직접 판정한다. 게임 세계는 항상 규칙의 진짜 진위대로 반응하고, 수첩의 판정은 플레이어의 믿음으로만 기록된다. 학교 챕터 기준 상세는</w:t>
+      </w:r>
+      <w:r>
+        <w:t xml:space="preserve"> </w:t>
+      </w:r>
+      <w:r>
+        <w:rPr>
+          <w:rStyle w:val="VerbatimChar"/>
+        </w:rPr>
+        <w:t xml:space="preserve">학교_규칙_검증_기믹.md</w:t>
+      </w:r>
+      <w:r>
+        <w:t xml:space="preserve">를 따른다.</w:t>
+      </w:r>
+    </w:p>
+    <w:bookmarkEnd w:id="64"/>
+    <w:bookmarkStart w:id="65" w:name="시각적-공포-연출-ui-변질"/>
     <w:p>
       <w:pPr>
         <w:pStyle w:val="Heading3"/>
@@ -2720,9 +2762,9 @@
         </w:pict>
       </w:r>
     </w:p>
-    <w:bookmarkEnd w:id="64"/>
     <w:bookmarkEnd w:id="65"/>
-    <w:bookmarkStart w:id="66" w:name="X9b03c980b655d69ab29e28a320b7508b2bc71ba"/>
+    <w:bookmarkEnd w:id="66"/>
+    <w:bookmarkStart w:id="67" w:name="X9b03c980b655d69ab29e28a320b7508b2bc71ba"/>
     <w:p>
       <w:pPr>
         <w:pStyle w:val="Heading2"/>
@@ -2837,8 +2879,8 @@
         <w:t xml:space="preserve">결국 규칙서는 프로젝트 벨카에서 괴이 공간을 이해하는 가장 중요한 단서이자, 플레이어를 끝까지 불안하게 만드는 핵심 시스템이다.</w:t>
       </w:r>
     </w:p>
-    <w:bookmarkEnd w:id="66"/>
     <w:bookmarkEnd w:id="67"/>
+    <w:bookmarkEnd w:id="68"/>
     <w:sectPr>
       <w:pgSz w:h="16838" w:orient="portrait" w:w="11906"/>
       <w:pgMar w:bottom="1440" w:footer="708" w:gutter="0" w:header="708" w:left="1440" w:right="1440" w:top="1440"/>
@@ -3617,6 +3659,240 @@
       <w:sz w:val="20"/>
       <w:szCs w:val="20"/>
     </w:rPr>
+  </w:style>
+  <w:style w:customStyle="1" w:styleId="SourceCode" w:type="paragraph">
+    <w:name w:val="Source Code"/>
+    <w:basedOn w:val="Normal"/>
+    <w:link w:val="VerbatimChar"/>
+    <w:pPr>
+      <w:wordWrap w:val="off"/>
+    </w:pPr>
+  </w:style>
+  <w:style w:customStyle="1" w:styleId="KeywordTok" w:type="character">
+    <w:name w:val="KeywordTok"/>
+    <w:basedOn w:val="VerbatimChar"/>
+    <w:rPr>
+      <w:color w:val="007020"/>
+      <w:b/>
+    </w:rPr>
+  </w:style>
+  <w:style w:customStyle="1" w:styleId="DataTypeTok" w:type="character">
+    <w:name w:val="DataTypeTok"/>
+    <w:basedOn w:val="VerbatimChar"/>
+    <w:rPr>
+      <w:color w:val="902000"/>
+    </w:rPr>
+  </w:style>
+  <w:style w:customStyle="1" w:styleId="DecValTok" w:type="character">
+    <w:name w:val="DecValTok"/>
+    <w:basedOn w:val="VerbatimChar"/>
+    <w:rPr>
+      <w:color w:val="40a070"/>
+    </w:rPr>
+  </w:style>
+  <w:style w:customStyle="1" w:styleId="BaseNTok" w:type="character">
+    <w:name w:val="BaseNTok"/>
+    <w:basedOn w:val="VerbatimChar"/>
+    <w:rPr>
+      <w:color w:val="40a070"/>
+    </w:rPr>
+  </w:style>
+  <w:style w:customStyle="1" w:styleId="FloatTok" w:type="character">
+    <w:name w:val="FloatTok"/>
+    <w:basedOn w:val="VerbatimChar"/>
+    <w:rPr>
+      <w:color w:val="40a070"/>
+    </w:rPr>
+  </w:style>
+  <w:style w:customStyle="1" w:styleId="ConstantTok" w:type="character">
+    <w:name w:val="ConstantTok"/>
+    <w:basedOn w:val="VerbatimChar"/>
+    <w:rPr>
+      <w:color w:val="880000"/>
+    </w:rPr>
+  </w:style>
+  <w:style w:customStyle="1" w:styleId="CharTok" w:type="character">
+    <w:name w:val="CharTok"/>
+    <w:basedOn w:val="VerbatimChar"/>
+    <w:rPr>
+      <w:color w:val="4070a0"/>
+    </w:rPr>
+  </w:style>
+  <w:style w:customStyle="1" w:styleId="SpecialCharTok" w:type="character">
+    <w:name w:val="SpecialCharTok"/>
+    <w:basedOn w:val="VerbatimChar"/>
+    <w:rPr>
+      <w:color w:val="4070a0"/>
+    </w:rPr>
+  </w:style>
+  <w:style w:customStyle="1" w:styleId="StringTok" w:type="character">
+    <w:name w:val="StringTok"/>
+    <w:basedOn w:val="VerbatimChar"/>
+    <w:rPr>
+      <w:color w:val="4070a0"/>
+    </w:rPr>
+  </w:style>
+  <w:style w:customStyle="1" w:styleId="VerbatimStringTok" w:type="character">
+    <w:name w:val="VerbatimStringTok"/>
+    <w:basedOn w:val="VerbatimChar"/>
+    <w:rPr>
+      <w:color w:val="4070a0"/>
+    </w:rPr>
+  </w:style>
+  <w:style w:customStyle="1" w:styleId="SpecialStringTok" w:type="character">
+    <w:name w:val="SpecialStringTok"/>
+    <w:basedOn w:val="VerbatimChar"/>
+    <w:rPr>
+      <w:color w:val="bb6688"/>
+    </w:rPr>
+  </w:style>
+  <w:style w:customStyle="1" w:styleId="ImportTok" w:type="character">
+    <w:name w:val="ImportTok"/>
+    <w:basedOn w:val="VerbatimChar"/>
+    <w:rPr>
+      <w:color w:val="008000"/>
+      <w:b/>
+    </w:rPr>
+  </w:style>
+  <w:style w:customStyle="1" w:styleId="CommentTok" w:type="character">
+    <w:name w:val="CommentTok"/>
+    <w:basedOn w:val="VerbatimChar"/>
+    <w:rPr>
+      <w:color w:val="60a0b0"/>
+      <w:i/>
+    </w:rPr>
+  </w:style>
+  <w:style w:customStyle="1" w:styleId="DocumentationTok" w:type="character">
+    <w:name w:val="DocumentationTok"/>
+    <w:basedOn w:val="VerbatimChar"/>
+    <w:rPr>
+      <w:color w:val="ba2121"/>
+      <w:i/>
+    </w:rPr>
+  </w:style>
+  <w:style w:customStyle="1" w:styleId="AnnotationTok" w:type="character">
+    <w:name w:val="AnnotationTok"/>
+    <w:basedOn w:val="VerbatimChar"/>
+    <w:rPr>
+      <w:color w:val="60a0b0"/>
+      <w:b/>
+      <w:i/>
+    </w:rPr>
+  </w:style>
+  <w:style w:customStyle="1" w:styleId="CommentVarTok" w:type="character">
+    <w:name w:val="CommentVarTok"/>
+    <w:basedOn w:val="VerbatimChar"/>
+    <w:rPr>
+      <w:color w:val="60a0b0"/>
+      <w:b/>
+      <w:i/>
+    </w:rPr>
+  </w:style>
+  <w:style w:customStyle="1" w:styleId="OtherTok" w:type="character">
+    <w:name w:val="OtherTok"/>
+    <w:basedOn w:val="VerbatimChar"/>
+    <w:rPr>
+      <w:color w:val="007020"/>
+    </w:rPr>
+  </w:style>
+  <w:style w:customStyle="1" w:styleId="FunctionTok" w:type="character">
+    <w:name w:val="FunctionTok"/>
+    <w:basedOn w:val="VerbatimChar"/>
+    <w:rPr>
+      <w:color w:val="06287e"/>
+    </w:rPr>
+  </w:style>
+  <w:style w:customStyle="1" w:styleId="VariableTok" w:type="character">
+    <w:name w:val="VariableTok"/>
+    <w:basedOn w:val="VerbatimChar"/>
+    <w:rPr>
+      <w:color w:val="19177c"/>
+    </w:rPr>
+  </w:style>
+  <w:style w:customStyle="1" w:styleId="ControlFlowTok" w:type="character">
+    <w:name w:val="ControlFlowTok"/>
+    <w:basedOn w:val="VerbatimChar"/>
+    <w:rPr>
+      <w:color w:val="007020"/>
+      <w:b/>
+    </w:rPr>
+  </w:style>
+  <w:style w:customStyle="1" w:styleId="OperatorTok" w:type="character">
+    <w:name w:val="OperatorTok"/>
+    <w:basedOn w:val="VerbatimChar"/>
+    <w:rPr>
+      <w:color w:val="666666"/>
+    </w:rPr>
+  </w:style>
+  <w:style w:customStyle="1" w:styleId="BuiltInTok" w:type="character">
+    <w:name w:val="BuiltInTok"/>
+    <w:basedOn w:val="VerbatimChar"/>
+    <w:rPr>
+      <w:color w:val="008000"/>
+    </w:rPr>
+  </w:style>
+  <w:style w:customStyle="1" w:styleId="ExtensionTok" w:type="character">
+    <w:name w:val="ExtensionTok"/>
+    <w:basedOn w:val="VerbatimChar"/>
+    <w:rPr/>
+  </w:style>
+  <w:style w:customStyle="1" w:styleId="PreprocessorTok" w:type="character">
+    <w:name w:val="PreprocessorTok"/>
+    <w:basedOn w:val="VerbatimChar"/>
+    <w:rPr>
+      <w:color w:val="bc7a00"/>
+    </w:rPr>
+  </w:style>
+  <w:style w:customStyle="1" w:styleId="AttributeTok" w:type="character">
+    <w:name w:val="AttributeTok"/>
+    <w:basedOn w:val="VerbatimChar"/>
+    <w:rPr>
+      <w:color w:val="7d9029"/>
+    </w:rPr>
+  </w:style>
+  <w:style w:customStyle="1" w:styleId="RegionMarkerTok" w:type="character">
+    <w:name w:val="RegionMarkerTok"/>
+    <w:basedOn w:val="VerbatimChar"/>
+    <w:rPr/>
+  </w:style>
+  <w:style w:customStyle="1" w:styleId="InformationTok" w:type="character">
+    <w:name w:val="InformationTok"/>
+    <w:basedOn w:val="VerbatimChar"/>
+    <w:rPr>
+      <w:color w:val="60a0b0"/>
+      <w:b/>
+      <w:i/>
+    </w:rPr>
+  </w:style>
+  <w:style w:customStyle="1" w:styleId="WarningTok" w:type="character">
+    <w:name w:val="WarningTok"/>
+    <w:basedOn w:val="VerbatimChar"/>
+    <w:rPr>
+      <w:color w:val="60a0b0"/>
+      <w:b/>
+      <w:i/>
+    </w:rPr>
+  </w:style>
+  <w:style w:customStyle="1" w:styleId="AlertTok" w:type="character">
+    <w:name w:val="AlertTok"/>
+    <w:basedOn w:val="VerbatimChar"/>
+    <w:rPr>
+      <w:color w:val="ff0000"/>
+      <w:b/>
+    </w:rPr>
+  </w:style>
+  <w:style w:customStyle="1" w:styleId="ErrorTok" w:type="character">
+    <w:name w:val="ErrorTok"/>
+    <w:basedOn w:val="VerbatimChar"/>
+    <w:rPr>
+      <w:color w:val="ff0000"/>
+      <w:b/>
+    </w:rPr>
+  </w:style>
+  <w:style w:customStyle="1" w:styleId="NormalTok" w:type="character">
+    <w:name w:val="NormalTok"/>
+    <w:basedOn w:val="VerbatimChar"/>
+    <w:rPr/>
   </w:style>
   <w:style w:customStyle="1" w:styleId="SourceCode" w:type="paragraph">
     <w:name w:val="Source Code"/>
